--- a/INT_OC-EPM CYS-xxxx-26- Adicion del valor del AMB9 - Rev. ADL.docx
+++ b/INT_OC-EPM CYS-xxxx-26- Adicion del valor del AMB9 - Rev. ADL.docx
@@ -393,13 +393,22 @@
         <w:shd w:val="clear" w:color="auto" w:fill="FFFFFF"/>
       </w:pPr>
       <w:r>
-        <w:t xml:space="preserve">Mediante la comunicación INT-OC-CYS-1998/26 del 15 de agosto de 2026, la Interventoría </w:t>
+        <w:t>A través de</w:t>
+      </w:r>
+      <w:r>
+        <w:t xml:space="preserve"> la comunicación INT-OC-CYS-1998/26 del 15 de agosto de 2026, la Interventoría </w:t>
       </w:r>
       <w:r>
         <w:t>dio</w:t>
       </w:r>
       <w:r>
-        <w:t xml:space="preserve"> respuesta a la comunicación del Contratista</w:t>
+        <w:t xml:space="preserve"> respuesta </w:t>
+      </w:r>
+      <w:r>
+        <w:t>al</w:t>
+      </w:r>
+      <w:r>
+        <w:t xml:space="preserve"> Contratista</w:t>
       </w:r>
       <w:r>
         <w:t xml:space="preserve"> presentando </w:t>
@@ -408,7 +417,7 @@
         <w:t xml:space="preserve">las siguientes </w:t>
       </w:r>
       <w:r>
-        <w:t>observaciones a la misma:</w:t>
+        <w:t>observaciones:</w:t>
       </w:r>
     </w:p>
     <w:p>
@@ -425,7 +434,16 @@
         </w:numPr>
       </w:pPr>
       <w:r>
-        <w:t>Verificar aritméticamente el valor presentado por el Contratista en su comunicación.</w:t>
+        <w:t>Se requiere v</w:t>
+      </w:r>
+      <w:r>
+        <w:t>erificar aritméticamente el valor presentado por el Contratista en su comunicación</w:t>
+      </w:r>
+      <w:r>
+        <w:t xml:space="preserve"> ya que se obtiene un valor diferente al hacer la revisión</w:t>
+      </w:r>
+      <w:r>
+        <w:t>.</w:t>
       </w:r>
     </w:p>
     <w:p>
@@ -440,7 +458,19 @@
         <w:t>Presentar la</w:t>
       </w:r>
       <w:r>
-        <w:t xml:space="preserve"> justificación detallada para el incremento de la obra adicional y para la incorporación de obra extra de todos los ítems relacionados en su comunicación.</w:t>
+        <w:t xml:space="preserve"> justificación detallada para </w:t>
+      </w:r>
+      <w:r>
+        <w:t xml:space="preserve">la necesidad </w:t>
+      </w:r>
+      <w:r>
+        <w:t>de la obra adicional y para la incorporación de obra extra</w:t>
+      </w:r>
+      <w:r>
+        <w:t>,</w:t>
+      </w:r>
+      <w:r>
+        <w:t xml:space="preserve"> de todos los ítems relacionados en su comunicación.</w:t>
       </w:r>
     </w:p>
     <w:p>
@@ -455,14 +485,31 @@
         <w:t>Presentar</w:t>
       </w:r>
       <w:r>
-        <w:t xml:space="preserve"> el valor necesario a adicionar</w:t>
-      </w:r>
-      <w:r>
-        <w:t xml:space="preserve"> desagreg</w:t>
-      </w:r>
-      <w:r>
-        <w:t>ado</w:t>
-      </w:r>
+        <w:t xml:space="preserve"> el valor </w:t>
+      </w:r>
+      <w:r>
+        <w:t>proyectado por el Contratista par</w:t>
+      </w:r>
+      <w:r>
+        <w:t>a adicionar</w:t>
+      </w:r>
+      <w:r>
+        <w:t>,</w:t>
+      </w:r>
+      <w:r>
+        <w:t xml:space="preserve"> </w:t>
+      </w:r>
+      <w:proofErr w:type="spellStart"/>
+      <w:r>
+        <w:t>desagreg</w:t>
+      </w:r>
+      <w:r>
+        <w:t>a</w:t>
+      </w:r>
+      <w:r>
+        <w:t>ándolo</w:t>
+      </w:r>
+      <w:proofErr w:type="spellEnd"/>
       <w:r>
         <w:t xml:space="preserve"> p</w:t>
       </w:r>
@@ -507,10 +554,10 @@
         <w:t>atendió</w:t>
       </w:r>
       <w:r>
-        <w:t xml:space="preserve"> las observaciones presentadas por la Interventoría en la comunicación INT-OC-CYS-1998/26</w:t>
-      </w:r>
-      <w:r>
-        <w:t>, en el siguiente sentido:</w:t>
+        <w:t xml:space="preserve"> las observaciones presentadas por la Interventoría </w:t>
+      </w:r>
+      <w:r>
+        <w:t>en el siguiente sentido:</w:t>
       </w:r>
     </w:p>
     <w:p>
@@ -11181,22 +11228,7 @@
         <w:t>La Interventoría anota</w:t>
       </w:r>
       <w:r>
-        <w:t xml:space="preserve"> que e</w:t>
-      </w:r>
-      <w:r>
-        <w:t>l valor total estimado</w:t>
-      </w:r>
-      <w:r>
-        <w:t xml:space="preserve"> por el Contratista</w:t>
-      </w:r>
-      <w:r>
-        <w:t xml:space="preserve"> está calculado a precios de origen de contrato (julio de 2023) y estará sujeto a la f</w:t>
-      </w:r>
-      <w:r>
-        <w:t>órmula de reajuste contractual</w:t>
-      </w:r>
-      <w:r>
-        <w:t xml:space="preserve">, </w:t>
+        <w:t xml:space="preserve"> que el valor total estimado por el Contratista está calculado a precios de origen de contrato (julio de 2023) y estará sujeto a la fórmula de reajuste contractual, </w:t>
       </w:r>
       <w:r>
         <w:t>el factor de</w:t>
@@ -11229,11 +11261,74 @@
     <w:p>
       <w:pPr>
         <w:shd w:val="clear" w:color="auto" w:fill="FFFFFF"/>
-        <w:rPr>
-          <w:sz w:val="18"/>
-          <w:szCs w:val="18"/>
-        </w:rPr>
       </w:pPr>
+      <w:r>
+        <w:lastRenderedPageBreak/>
+        <w:t>Al r</w:t>
+      </w:r>
+      <w:r>
+        <w:t xml:space="preserve">especto, para </w:t>
+      </w:r>
+      <w:r>
+        <w:t>los ítems AMB9-OE87 a</w:t>
+      </w:r>
+      <w:r>
+        <w:t>l</w:t>
+      </w:r>
+      <w:r>
+        <w:t xml:space="preserve"> AMB9-OE92</w:t>
+      </w:r>
+      <w:r>
+        <w:t xml:space="preserve"> de</w:t>
+      </w:r>
+      <w:r>
+        <w:t xml:space="preserve"> </w:t>
+      </w:r>
+      <w:r>
+        <w:t>la Tabla 1</w:t>
+      </w:r>
+      <w:r>
+        <w:t xml:space="preserve">, </w:t>
+      </w:r>
+      <w:r>
+        <w:t>se</w:t>
+      </w:r>
+      <w:r>
+        <w:t xml:space="preserve"> informa que</w:t>
+      </w:r>
+      <w:r>
+        <w:t xml:space="preserve"> los mismos corresponden al resultado del proceso de conciliación producto de las diferentes mesas de trabajo conjuntas entre el Contratista, la Interventoría y EPM y</w:t>
+      </w:r>
+      <w:r>
+        <w:t xml:space="preserve"> que</w:t>
+      </w:r>
+      <w:r>
+        <w:t xml:space="preserve"> los precios unitarios de estos ítems </w:t>
+      </w:r>
+      <w:r>
+        <w:t xml:space="preserve">fueron </w:t>
+      </w:r>
+      <w:r>
+        <w:t>obtenidos</w:t>
+      </w:r>
+      <w:r>
+        <w:t xml:space="preserve"> a partir de un valor total</w:t>
+      </w:r>
+      <w:r>
+        <w:t xml:space="preserve">, por lo que las cantidades y valores </w:t>
+      </w:r>
+      <w:r>
+        <w:t xml:space="preserve">totales </w:t>
+      </w:r>
+      <w:r>
+        <w:t xml:space="preserve">serán </w:t>
+      </w:r>
+      <w:r>
+        <w:t xml:space="preserve">los máximos a </w:t>
+      </w:r>
+      <w:r>
+        <w:t>reconocer en caso de ser aprobados por parte de EPM</w:t>
+      </w:r>
     </w:p>
     <w:p>
       <w:pPr>
@@ -11561,6 +11656,81 @@
           <w:sz w:val="22"/>
         </w:rPr>
         <w:t xml:space="preserve"> el detalle de la justificación técnica y económica de dichos ítems de obra extra.</w:t>
+      </w:r>
+    </w:p>
+    <w:p>
+      <w:pPr>
+        <w:pStyle w:val="Sinespaciado"/>
+        <w:tabs>
+          <w:tab w:val="left" w:pos="3195"/>
+        </w:tabs>
+        <w:ind w:left="426"/>
+        <w:rPr>
+          <w:rFonts w:ascii="Arial" w:hAnsi="Arial" w:cs="Arial"/>
+          <w:sz w:val="22"/>
+        </w:rPr>
+      </w:pPr>
+    </w:p>
+    <w:p>
+      <w:pPr>
+        <w:pStyle w:val="Sinespaciado"/>
+        <w:tabs>
+          <w:tab w:val="left" w:pos="3195"/>
+        </w:tabs>
+        <w:ind w:left="426"/>
+        <w:rPr>
+          <w:rFonts w:ascii="Arial" w:hAnsi="Arial" w:cs="Arial"/>
+          <w:sz w:val="22"/>
+        </w:rPr>
+      </w:pPr>
+      <w:r>
+        <w:rPr>
+          <w:rFonts w:ascii="Arial" w:hAnsi="Arial" w:cs="Arial"/>
+          <w:sz w:val="22"/>
+        </w:rPr>
+        <w:t>Al respecto</w:t>
+      </w:r>
+      <w:r>
+        <w:rPr>
+          <w:rFonts w:ascii="Arial" w:hAnsi="Arial" w:cs="Arial"/>
+          <w:sz w:val="22"/>
+        </w:rPr>
+        <w:t>,</w:t>
+      </w:r>
+      <w:r>
+        <w:rPr>
+          <w:rFonts w:ascii="Arial" w:hAnsi="Arial" w:cs="Arial"/>
+          <w:sz w:val="22"/>
+        </w:rPr>
+        <w:t xml:space="preserve"> la Interventoría informa que en el momento de solicitar la orden de ejecución </w:t>
+      </w:r>
+      <w:r>
+        <w:rPr>
+          <w:rFonts w:ascii="Arial" w:hAnsi="Arial" w:cs="Arial"/>
+          <w:sz w:val="22"/>
+        </w:rPr>
+        <w:t>a</w:t>
+      </w:r>
+      <w:r>
+        <w:rPr>
+          <w:rFonts w:ascii="Arial" w:hAnsi="Arial" w:cs="Arial"/>
+          <w:sz w:val="22"/>
+        </w:rPr>
+        <w:t xml:space="preserve"> EPM para las obras adicionales y extras, será complementada la justificación técnica de cada ítem</w:t>
+      </w:r>
+      <w:r>
+        <w:rPr>
+          <w:rFonts w:ascii="Arial" w:hAnsi="Arial" w:cs="Arial"/>
+          <w:sz w:val="22"/>
+        </w:rPr>
+        <w:t xml:space="preserve"> para su estudio y aprobación</w:t>
+      </w:r>
+      <w:r>
+        <w:rPr>
+          <w:rFonts w:ascii="Arial" w:hAnsi="Arial" w:cs="Arial"/>
+          <w:sz w:val="22"/>
+        </w:rPr>
+        <w:t>.</w:t>
       </w:r>
     </w:p>
     <w:p>
@@ -12044,8 +12214,6 @@
             </w:r>
           </w:p>
         </w:tc>
-        <w:bookmarkStart w:id="2" w:name="_GoBack"/>
-        <w:bookmarkEnd w:id="2"/>
       </w:tr>
       <w:tr>
         <w:trPr>
@@ -12200,10 +12368,88 @@
         <w:shd w:val="clear" w:color="auto" w:fill="FFFFFF"/>
       </w:pPr>
       <w:r>
-        <w:t xml:space="preserve">Revisada la </w:t>
-      </w:r>
-      <w:r>
-        <w:t>, la Interventoría considera pertinente trasladar a EPM la solicitud presentada por el Consorcio CYS, incluyendo la relación de actividades, cantidades adicionales y valores estimados presentada por CYS, para su conocimiento, análisis y evaluación, particularmente en lo relacionado con la necesidad de gestionar la adición de recursos al ítem AMB9-1 “Provisión de Obras Adicionales y Extras”, de manera que se cuente con la disponibilidad económica requerida para atender las actividades que resulten procedentes, de conformidad con los mecanismos y procedimientos contractuales aplicables.</w:t>
+        <w:t xml:space="preserve">Revisada </w:t>
+      </w:r>
+      <w:r>
+        <w:t xml:space="preserve">integralmente </w:t>
+      </w:r>
+      <w:r>
+        <w:t>la</w:t>
+      </w:r>
+      <w:r>
+        <w:t xml:space="preserve"> información presentada por el Contratista</w:t>
+      </w:r>
+      <w:r>
+        <w:t xml:space="preserve"> y con el propósito de garantizar la continuidad de la obra y la formalización adecuada de las obras adicionales y extras,</w:t>
+      </w:r>
+      <w:r>
+        <w:t xml:space="preserve"> la Interventoría</w:t>
+      </w:r>
+      <w:r>
+        <w:t xml:space="preserve"> recomienda a EPM gestionar</w:t>
+      </w:r>
+      <w:r>
+        <w:t xml:space="preserve"> </w:t>
+      </w:r>
+      <w:r>
+        <w:t>la adición de recursos al ítem AMB9-1 “Provisión de Obras Adicionales y Extras”</w:t>
+      </w:r>
+      <w:r>
+        <w:t xml:space="preserve">, </w:t>
+      </w:r>
+      <w:r>
+        <w:t>conforme al procedimiento establecido en el numeral 6.5.2 del Procedimiento Unificado para la Ejecución y Formalización de Obras Adicionales y Obras Extras indicado en el AMB 9</w:t>
+      </w:r>
+      <w:r>
+        <w:t>. Lo anterior</w:t>
+      </w:r>
+      <w:r>
+        <w:t xml:space="preserve"> </w:t>
+      </w:r>
+      <w:r>
+        <w:t>t</w:t>
+      </w:r>
+      <w:r>
+        <w:t xml:space="preserve">eniendo en cuenta que de acuerdo </w:t>
+      </w:r>
+      <w:r>
+        <w:t>con el</w:t>
+      </w:r>
+      <w:r>
+        <w:t xml:space="preserve"> último balance económico del AMB9, y los valores comprometidos, se cuenta con un saldo disponible de $ </w:t>
+      </w:r>
+      <w:r>
+        <w:t>1</w:t>
+      </w:r>
+      <w:r>
+        <w:t>5.148.607.694</w:t>
+      </w:r>
+      <w:r>
+        <w:t xml:space="preserve"> (Tabla anexa)</w:t>
+      </w:r>
+      <w:r>
+        <w:t xml:space="preserve">, </w:t>
+      </w:r>
+      <w:r>
+        <w:t xml:space="preserve">el cual </w:t>
+      </w:r>
+      <w:r>
+        <w:t>resulta insuficiente para atender la</w:t>
+      </w:r>
+      <w:r>
+        <w:t xml:space="preserve"> ejecución de</w:t>
+      </w:r>
+      <w:r>
+        <w:t xml:space="preserve"> </w:t>
+      </w:r>
+      <w:r>
+        <w:t xml:space="preserve">los ítems relacionados en la Tabla 1, cuyo valor </w:t>
+      </w:r>
+      <w:r>
+        <w:t>asciende a $185.468.073.634</w:t>
+      </w:r>
+      <w:r>
+        <w:t>.</w:t>
       </w:r>
     </w:p>
     <w:p>
@@ -12216,143 +12462,19 @@
         <w:shd w:val="clear" w:color="auto" w:fill="FFFFFF"/>
       </w:pPr>
       <w:r>
-        <w:rPr>
-          <w:highlight w:val="yellow"/>
-        </w:rPr>
-        <w:lastRenderedPageBreak/>
-        <w:t>E</w:t>
-      </w:r>
-      <w:r>
-        <w:rPr>
-          <w:highlight w:val="yellow"/>
-        </w:rPr>
-        <w:t>s importante señalar que, mediante la comunicación INT-OC-CYS-1838-26, la Interventoría informó acerca de la orden de ejecución emitida por EPM respecto de las obras adicionales previamente requeridas por el Contratista mediante la comunicación CYS-CW276532-PHI-03662, así como el balance económico actualizado del AMB9, en el cual se estimó un saldo disponible de $11.127.916.906.</w:t>
-      </w:r>
-    </w:p>
-    <w:p>
-      <w:pPr>
-        <w:shd w:val="clear" w:color="auto" w:fill="FFFFFF"/>
-      </w:pPr>
-    </w:p>
-    <w:p>
-      <w:pPr>
-        <w:shd w:val="clear" w:color="auto" w:fill="FFFFFF"/>
-      </w:pPr>
-      <w:r>
-        <w:t xml:space="preserve">De acuerdo con lo anterior, y considerando la magnitud de las actividades y cantidades proyectadas por el Contratista, se evidencia que la disponibilidad económica actualmente estimada para el AMB9 no resulta suficiente para atender la totalidad de los recursos requeridos para la ejecución y posterior formalización de las actividades relacionadas en la comunicación </w:t>
-      </w:r>
-      <w:r>
-        <w:rPr>
-          <w:highlight w:val="red"/>
-        </w:rPr>
-        <w:t>CYS-CW276532-PHI-03750</w:t>
+        <w:t xml:space="preserve">En la Tabla 3 se presenta valor de </w:t>
+      </w:r>
+      <w:r>
+        <w:t xml:space="preserve">la </w:t>
+      </w:r>
+      <w:r>
+        <w:t>adición presupuestal requerida</w:t>
+      </w:r>
+      <w:r>
+        <w:t>, así como el saldo disponible a la fecha en el ítem AMB9-1</w:t>
       </w:r>
       <w:r>
         <w:t>.</w:t>
-      </w:r>
-    </w:p>
-    <w:p>
-      <w:pPr>
-        <w:shd w:val="clear" w:color="auto" w:fill="FFFFFF"/>
-      </w:pPr>
-    </w:p>
-    <w:p>
-      <w:pPr>
-        <w:shd w:val="clear" w:color="auto" w:fill="FFFFFF"/>
-      </w:pPr>
-      <w:r>
-        <w:rPr>
-          <w:highlight w:val="yellow"/>
-        </w:rPr>
-        <w:t>Finalmente, se precisa que los valores, cantidades y actividades relacionados en la presente comunicación corresponden a la información presentada por el Consorcio CYS y se trasladan a EPM para su evaluación y definición, sin que su incorporación en este documento implique por parte de la Interventoría la aprobación, reconocimiento o aceptación de las cantidades, precios o valores solicitados, los cuales deberán ser objeto de la revisión y validación correspondiente conforme a las condiciones contractuales y al procedimiento establecido para la formalización de obras adicionales y obras extras.</w:t>
-      </w:r>
-    </w:p>
-    <w:p>
-      <w:pPr>
-        <w:shd w:val="clear" w:color="auto" w:fill="FFFFFF"/>
-      </w:pPr>
-    </w:p>
-    <w:p>
-      <w:pPr>
-        <w:shd w:val="clear" w:color="auto" w:fill="FFFFFF"/>
-        <w:rPr>
-          <w:highlight w:val="yellow"/>
-        </w:rPr>
-      </w:pPr>
-      <w:r>
-        <w:t>Agradecemos a EPM su atención y solicitamos evaluar la procedencia de la gestión requerida para la disponibilidad de recursos del AMB9, con el fin de permitir la continuidad de las actividades que sean técnicamente procedentes y contractualmente autorizadas.</w:t>
-      </w:r>
-    </w:p>
-    <w:p>
-      <w:pPr>
-        <w:shd w:val="clear" w:color="auto" w:fill="FFFFFF"/>
-        <w:rPr>
-          <w:highlight w:val="yellow"/>
-        </w:rPr>
-      </w:pPr>
-    </w:p>
-    <w:p>
-      <w:pPr>
-        <w:shd w:val="clear" w:color="auto" w:fill="FFFFFF"/>
-        <w:rPr>
-          <w:highlight w:val="yellow"/>
-        </w:rPr>
-      </w:pPr>
-    </w:p>
-    <w:p>
-      <w:pPr>
-        <w:shd w:val="clear" w:color="auto" w:fill="FFFFFF"/>
-        <w:rPr>
-          <w:highlight w:val="yellow"/>
-        </w:rPr>
-      </w:pPr>
-    </w:p>
-    <w:p>
-      <w:pPr>
-        <w:shd w:val="clear" w:color="auto" w:fill="FFFFFF"/>
-        <w:rPr>
-          <w:color w:val="FF0000"/>
-        </w:rPr>
-      </w:pPr>
-    </w:p>
-    <w:p>
-      <w:pPr>
-        <w:shd w:val="clear" w:color="auto" w:fill="FFFFFF"/>
-        <w:rPr>
-          <w:color w:val="FF0000"/>
-        </w:rPr>
-      </w:pPr>
-      <w:r>
-        <w:rPr>
-          <w:color w:val="FF0000"/>
-        </w:rPr>
-        <w:t xml:space="preserve">El valor total estimado por el Contratista para la ejecución de las cantidades faltantes evaluadas asciende a </w:t>
-      </w:r>
-      <w:r>
-        <w:rPr>
-          <w:color w:val="FF0000"/>
-          <w:highlight w:val="yellow"/>
-        </w:rPr>
-        <w:t>$183.697.445.934</w:t>
-      </w:r>
-      <w:r>
-        <w:rPr>
-          <w:color w:val="FF0000"/>
-        </w:rPr>
-        <w:t xml:space="preserve">, teniendo en cuenta que el saldo actualmente disponible en el ítem AMB9-1 "Provisión para Obras Adicionales y Extras" asciende a </w:t>
-      </w:r>
-      <w:r>
-        <w:rPr>
-          <w:color w:val="FF0000"/>
-          <w:highlight w:val="yellow"/>
-        </w:rPr>
-        <w:t>$11.127.916.906</w:t>
-      </w:r>
-      <w:r>
-        <w:rPr>
-          <w:color w:val="FF0000"/>
-        </w:rPr>
-        <w:t>, dicho saldo resulta insuficiente para atender la totalidad de la evaluación de cantidades faltantes presentada por el Contratista. En consecuencia, se hace necesario tramitar ante EPM una adición de recursos al citado ítem, conforme al procedimiento establecido en el numeral 6.5.2 del Procedimiento Unificado para la Ejecución y Formalización de Obras Adicionales y Obras Extras indicado en el AMB 9. En la Tabla 1 se presenta el resumen del balance y del valor de adición presupuestal requerida.</w:t>
       </w:r>
     </w:p>
     <w:p>
@@ -12363,6 +12485,7 @@
     <w:p>
       <w:pPr>
         <w:spacing w:after="200"/>
+        <w:jc w:val="center"/>
         <w:rPr>
           <w:sz w:val="18"/>
           <w:szCs w:val="18"/>
@@ -12373,7 +12496,21 @@
           <w:sz w:val="18"/>
           <w:szCs w:val="18"/>
         </w:rPr>
-        <w:t>Tabla 1. Resumen de valores con balance para actualizar y restablecer el saldo del ítem AMB9-1 "Provisión para Obras Adicionales y Extras"</w:t>
+        <w:t xml:space="preserve">Tabla </w:t>
+      </w:r>
+      <w:r>
+        <w:rPr>
+          <w:sz w:val="18"/>
+          <w:szCs w:val="18"/>
+        </w:rPr>
+        <w:t>3</w:t>
+      </w:r>
+      <w:r>
+        <w:rPr>
+          <w:sz w:val="18"/>
+          <w:szCs w:val="18"/>
+        </w:rPr>
+        <w:t>. Resumen de valores con balance para actualizar y restablecer el saldo del ítem AMB9-1 "Provisión para Obras Adicionales y Extras"</w:t>
       </w:r>
     </w:p>
     <w:tbl>
@@ -12526,7 +12663,6 @@
             <w:r>
               <w:rPr>
                 <w:rFonts w:eastAsia="Calibri"/>
-                <w:color w:val="000000"/>
                 <w:sz w:val="18"/>
                 <w:szCs w:val="18"/>
               </w:rPr>
@@ -12555,47 +12691,10 @@
             <w:r>
               <w:rPr>
                 <w:rFonts w:eastAsia="Calibri"/>
-                <w:color w:val="000000"/>
-                <w:sz w:val="18"/>
-                <w:szCs w:val="18"/>
-              </w:rPr>
-              <w:t>Valor de la evaluación de cantidades faltantes por ejecutar presentada por el Contratista mediante la comunicación CYS-CW276532-PHI-037</w:t>
-            </w:r>
-            <w:r>
-              <w:rPr>
-                <w:rFonts w:eastAsia="Calibri"/>
-                <w:color w:val="000000"/>
-                <w:sz w:val="18"/>
-                <w:szCs w:val="18"/>
-              </w:rPr>
-              <w:t>75</w:t>
-            </w:r>
-            <w:r>
-              <w:rPr>
-                <w:rFonts w:eastAsia="Calibri"/>
-                <w:color w:val="000000"/>
-                <w:sz w:val="18"/>
-                <w:szCs w:val="18"/>
-              </w:rPr>
-              <w:t xml:space="preserve"> del 1</w:t>
-            </w:r>
-            <w:r>
-              <w:rPr>
-                <w:rFonts w:eastAsia="Calibri"/>
-                <w:color w:val="000000"/>
-                <w:sz w:val="18"/>
-                <w:szCs w:val="18"/>
-              </w:rPr>
-              <w:t>8</w:t>
-            </w:r>
-            <w:r>
-              <w:rPr>
-                <w:rFonts w:eastAsia="Calibri"/>
-                <w:color w:val="000000"/>
-                <w:sz w:val="18"/>
-                <w:szCs w:val="18"/>
-              </w:rPr>
-              <w:t xml:space="preserve"> de agosto de 2026</w:t>
+                <w:sz w:val="18"/>
+                <w:szCs w:val="18"/>
+              </w:rPr>
+              <w:t>Proyección de cantidades faltantes por ejecutar presentada por el Contratista mediante la comunicación CYS-CW276532-PHI-03775 del 18 de agosto de 2026</w:t>
             </w:r>
           </w:p>
         </w:tc>
@@ -12620,13 +12719,10 @@
             </w:pPr>
             <w:r>
               <w:rPr>
-                <w:rFonts w:eastAsia="Calibri"/>
-                <w:color w:val="000000"/>
-                <w:sz w:val="18"/>
-                <w:szCs w:val="18"/>
-                <w:highlight w:val="yellow"/>
-              </w:rPr>
-              <w:t>$183.697.445.934</w:t>
+                <w:sz w:val="18"/>
+                <w:szCs w:val="18"/>
+              </w:rPr>
+              <w:t>185.468.073.634</w:t>
             </w:r>
           </w:p>
         </w:tc>
@@ -12651,7 +12747,6 @@
               <w:jc w:val="center"/>
               <w:rPr>
                 <w:rFonts w:eastAsia="Calibri"/>
-                <w:color w:val="000000"/>
                 <w:sz w:val="18"/>
                 <w:szCs w:val="18"/>
               </w:rPr>
@@ -12659,11 +12754,9 @@
             <w:r>
               <w:rPr>
                 <w:rFonts w:eastAsia="Calibri"/>
-                <w:color w:val="000000"/>
-                <w:sz w:val="18"/>
-                <w:szCs w:val="18"/>
-              </w:rPr>
-              <w:lastRenderedPageBreak/>
+                <w:sz w:val="18"/>
+                <w:szCs w:val="18"/>
+              </w:rPr>
               <w:t>C</w:t>
             </w:r>
           </w:p>
@@ -12683,7 +12776,6 @@
             <w:pPr>
               <w:rPr>
                 <w:rFonts w:eastAsia="Calibri"/>
-                <w:color w:val="000000"/>
                 <w:sz w:val="18"/>
                 <w:szCs w:val="18"/>
               </w:rPr>
@@ -12691,11 +12783,10 @@
             <w:r>
               <w:rPr>
                 <w:rFonts w:eastAsia="Calibri"/>
-                <w:color w:val="000000"/>
-                <w:sz w:val="18"/>
-                <w:szCs w:val="18"/>
-              </w:rPr>
-              <w:t>Saldo disponible en el ítem AMB9-1 "Provisión para Obras Adicionales y Extras" del AMB 9, según comunicación INT-OC-CYS-1838-26</w:t>
+                <w:sz w:val="18"/>
+                <w:szCs w:val="18"/>
+              </w:rPr>
+              <w:t>Saldo disponible en el ítem AMB9-1 "Provisión para Obras Adicionales y Extras" del AMB 9, según el último balance del 19-08-26</w:t>
             </w:r>
           </w:p>
         </w:tc>
@@ -12723,13 +12814,10 @@
             </w:pPr>
             <w:r>
               <w:rPr>
-                <w:rFonts w:eastAsia="Calibri"/>
-                <w:color w:val="000000"/>
-                <w:sz w:val="18"/>
-                <w:szCs w:val="18"/>
-                <w:highlight w:val="yellow"/>
-              </w:rPr>
-              <w:t>$11.127.916.906</w:t>
+                <w:sz w:val="18"/>
+                <w:szCs w:val="18"/>
+              </w:rPr>
+              <w:t>15.148.607.694</w:t>
             </w:r>
           </w:p>
         </w:tc>
@@ -12762,33 +12850,10 @@
                 <w:rFonts w:eastAsia="Calibri"/>
                 <w:b/>
                 <w:bCs/>
-                <w:color w:val="000000"/>
-                <w:sz w:val="18"/>
-                <w:szCs w:val="18"/>
-              </w:rPr>
-              <w:t>D</w:t>
-            </w:r>
-            <w:r>
-              <w:rPr>
-                <w:rFonts w:eastAsia="Calibri"/>
-                <w:b/>
-                <w:bCs/>
-                <w:color w:val="000000"/>
-                <w:sz w:val="18"/>
-                <w:szCs w:val="18"/>
-              </w:rPr>
-              <w:t xml:space="preserve"> = A</w:t>
-            </w:r>
-            <w:r>
-              <w:rPr>
-                <w:rFonts w:eastAsia="Calibri"/>
-                <w:b/>
-                <w:bCs/>
-                <w:color w:val="000000"/>
-                <w:sz w:val="18"/>
-                <w:szCs w:val="18"/>
-              </w:rPr>
-              <w:t xml:space="preserve"> + B - C</w:t>
+                <w:sz w:val="18"/>
+                <w:szCs w:val="18"/>
+              </w:rPr>
+              <w:t>D = A + B - C</w:t>
             </w:r>
           </w:p>
         </w:tc>
@@ -12815,11 +12880,10 @@
                 <w:rFonts w:eastAsia="Calibri"/>
                 <w:b/>
                 <w:bCs/>
-                <w:color w:val="FF0000"/>
-                <w:sz w:val="18"/>
-                <w:szCs w:val="18"/>
-              </w:rPr>
-              <w:t>Valor de la adición presupuestal requerida para restablecer el saldo del ítem AMB9-1 "Provisión para Obras Adicionales y Extras" del AMB 9</w:t>
+                <w:sz w:val="18"/>
+                <w:szCs w:val="18"/>
+              </w:rPr>
+              <w:t>Valor de la adición presupuestal requerida para el ítem AMB9-1 "Provisión para Obras Adicionales y Extras" del AMB 9</w:t>
             </w:r>
           </w:p>
         </w:tc>
@@ -12838,20 +12902,18 @@
             <w:pPr>
               <w:jc w:val="right"/>
               <w:rPr>
-                <w:sz w:val="18"/>
-                <w:szCs w:val="18"/>
-              </w:rPr>
-            </w:pPr>
-            <w:r>
-              <w:rPr>
-                <w:rFonts w:eastAsia="Calibri"/>
                 <w:b/>
-                <w:bCs/>
-                <w:color w:val="000000"/>
-                <w:sz w:val="18"/>
-                <w:szCs w:val="18"/>
-              </w:rPr>
-              <w:t>$210.682.610.214</w:t>
+                <w:sz w:val="18"/>
+                <w:szCs w:val="18"/>
+              </w:rPr>
+            </w:pPr>
+            <w:r>
+              <w:rPr>
+                <w:b/>
+                <w:sz w:val="18"/>
+                <w:szCs w:val="18"/>
+              </w:rPr>
+              <w:t>170.319.465.940</w:t>
             </w:r>
           </w:p>
         </w:tc>
@@ -12866,16 +12928,518 @@
       <w:pPr>
         <w:shd w:val="clear" w:color="auto" w:fill="FFFFFF"/>
       </w:pPr>
+      <w:r>
+        <w:t xml:space="preserve">En concordancia con el valor indicado en la Tabla </w:t>
+      </w:r>
+      <w:r>
+        <w:t>2 y</w:t>
+      </w:r>
+      <w:r>
+        <w:t xml:space="preserve"> </w:t>
+      </w:r>
+      <w:r>
+        <w:t>teniendo cuenta el saldo disponible a la fecha</w:t>
+      </w:r>
+      <w:r>
+        <w:t xml:space="preserve">, del </w:t>
+      </w:r>
+      <w:r>
+        <w:t>ítem AMB9-1</w:t>
+      </w:r>
+      <w:r>
+        <w:t xml:space="preserve">, </w:t>
+      </w:r>
+      <w:r>
+        <w:t xml:space="preserve">se presenta </w:t>
+      </w:r>
+      <w:r>
+        <w:t xml:space="preserve">en la Tabla 4 </w:t>
+      </w:r>
+      <w:r>
+        <w:t xml:space="preserve">la actualización </w:t>
+      </w:r>
+      <w:r>
+        <w:t>del valor proyectado</w:t>
+      </w:r>
+      <w:r>
+        <w:t xml:space="preserve"> por adicionar a este ítem,</w:t>
+      </w:r>
+      <w:r>
+        <w:t xml:space="preserve"> para las vigencias 2026 y 2027</w:t>
+      </w:r>
+      <w:r>
+        <w:t>:</w:t>
+      </w:r>
+    </w:p>
+    <w:p>
+      <w:pPr>
+        <w:pStyle w:val="Sinespaciado"/>
+        <w:tabs>
+          <w:tab w:val="left" w:pos="3195"/>
+        </w:tabs>
+        <w:rPr>
+          <w:rFonts w:ascii="Arial" w:hAnsi="Arial" w:cs="Arial"/>
+          <w:sz w:val="22"/>
+        </w:rPr>
+      </w:pPr>
+    </w:p>
+    <w:p>
+      <w:pPr>
+        <w:pStyle w:val="Sinespaciado"/>
+        <w:tabs>
+          <w:tab w:val="left" w:pos="3195"/>
+        </w:tabs>
+        <w:rPr>
+          <w:rFonts w:ascii="Arial" w:hAnsi="Arial" w:cs="Arial"/>
+          <w:sz w:val="22"/>
+        </w:rPr>
+      </w:pPr>
+    </w:p>
+    <w:p>
+      <w:pPr>
+        <w:shd w:val="clear" w:color="auto" w:fill="FFFFFF"/>
+        <w:jc w:val="center"/>
+        <w:rPr>
+          <w:sz w:val="18"/>
+          <w:szCs w:val="18"/>
+        </w:rPr>
+      </w:pPr>
+      <w:r>
+        <w:rPr>
+          <w:sz w:val="18"/>
+          <w:szCs w:val="18"/>
+        </w:rPr>
+        <w:t xml:space="preserve">Tabla </w:t>
+      </w:r>
+      <w:r>
+        <w:rPr>
+          <w:sz w:val="18"/>
+          <w:szCs w:val="18"/>
+        </w:rPr>
+        <w:t>4</w:t>
+      </w:r>
+      <w:r>
+        <w:rPr>
+          <w:sz w:val="18"/>
+          <w:szCs w:val="18"/>
+        </w:rPr>
+        <w:t xml:space="preserve">. </w:t>
+      </w:r>
+      <w:r>
+        <w:rPr>
+          <w:sz w:val="18"/>
+          <w:szCs w:val="18"/>
+        </w:rPr>
+        <w:t>Valor proyectado</w:t>
+      </w:r>
+      <w:r>
+        <w:rPr>
+          <w:sz w:val="18"/>
+          <w:szCs w:val="18"/>
+        </w:rPr>
+        <w:t xml:space="preserve"> </w:t>
+      </w:r>
+      <w:r>
+        <w:rPr>
+          <w:sz w:val="18"/>
+          <w:szCs w:val="18"/>
+        </w:rPr>
+        <w:t xml:space="preserve">por </w:t>
+      </w:r>
+      <w:r>
+        <w:rPr>
+          <w:sz w:val="18"/>
+          <w:szCs w:val="18"/>
+        </w:rPr>
+        <w:t xml:space="preserve">adicionar </w:t>
+      </w:r>
+      <w:r>
+        <w:rPr>
+          <w:sz w:val="18"/>
+          <w:szCs w:val="18"/>
+        </w:rPr>
+        <w:t>en</w:t>
+      </w:r>
+      <w:r>
+        <w:rPr>
+          <w:sz w:val="18"/>
+          <w:szCs w:val="18"/>
+        </w:rPr>
+        <w:t xml:space="preserve"> AMB9</w:t>
+      </w:r>
+      <w:r>
+        <w:rPr>
+          <w:sz w:val="18"/>
+          <w:szCs w:val="18"/>
+        </w:rPr>
+        <w:t xml:space="preserve"> por vigencia 2026 y 2027</w:t>
+      </w:r>
+      <w:r>
+        <w:rPr>
+          <w:sz w:val="18"/>
+          <w:szCs w:val="18"/>
+        </w:rPr>
+        <w:t>, teniendo en cuenta el saldo actual del ítem AMB9-1</w:t>
+      </w:r>
+    </w:p>
+    <w:p>
+      <w:pPr>
+        <w:shd w:val="clear" w:color="auto" w:fill="FFFFFF"/>
+        <w:jc w:val="center"/>
+        <w:rPr>
+          <w:sz w:val="18"/>
+          <w:szCs w:val="18"/>
+        </w:rPr>
+      </w:pPr>
+    </w:p>
+    <w:tbl>
+      <w:tblPr>
+        <w:tblW w:w="4591" w:type="dxa"/>
+        <w:jc w:val="center"/>
+        <w:tblCellMar>
+          <w:left w:w="70" w:type="dxa"/>
+          <w:right w:w="70" w:type="dxa"/>
+        </w:tblCellMar>
+        <w:tblLook w:val="04A0" w:firstRow="1" w:lastRow="0" w:firstColumn="1" w:lastColumn="0" w:noHBand="0" w:noVBand="1"/>
+      </w:tblPr>
+      <w:tblGrid>
+        <w:gridCol w:w="1840"/>
+        <w:gridCol w:w="2751"/>
+      </w:tblGrid>
+      <w:tr>
+        <w:trPr>
+          <w:trHeight w:val="285"/>
+          <w:jc w:val="center"/>
+        </w:trPr>
+        <w:tc>
+          <w:tcPr>
+            <w:tcW w:w="1840" w:type="dxa"/>
+            <w:tcBorders>
+              <w:top w:val="single" w:sz="4" w:space="0" w:color="auto"/>
+              <w:left w:val="single" w:sz="4" w:space="0" w:color="auto"/>
+              <w:bottom w:val="single" w:sz="4" w:space="0" w:color="auto"/>
+              <w:right w:val="single" w:sz="4" w:space="0" w:color="auto"/>
+            </w:tcBorders>
+            <w:shd w:val="clear" w:color="000000" w:fill="D9D9D9"/>
+            <w:vAlign w:val="center"/>
+            <w:hideMark/>
+          </w:tcPr>
+          <w:p>
+            <w:pPr>
+              <w:jc w:val="center"/>
+              <w:rPr>
+                <w:rFonts w:eastAsia="Times New Roman"/>
+                <w:b/>
+                <w:bCs/>
+                <w:color w:val="000000"/>
+                <w:sz w:val="18"/>
+                <w:szCs w:val="18"/>
+              </w:rPr>
+            </w:pPr>
+            <w:r>
+              <w:rPr>
+                <w:rFonts w:eastAsia="Times New Roman"/>
+                <w:b/>
+                <w:bCs/>
+                <w:color w:val="000000"/>
+                <w:sz w:val="18"/>
+                <w:szCs w:val="18"/>
+              </w:rPr>
+              <w:t>VIGENCIA</w:t>
+            </w:r>
+          </w:p>
+        </w:tc>
+        <w:tc>
+          <w:tcPr>
+            <w:tcW w:w="2751" w:type="dxa"/>
+            <w:tcBorders>
+              <w:top w:val="single" w:sz="4" w:space="0" w:color="auto"/>
+              <w:left w:val="nil"/>
+              <w:bottom w:val="single" w:sz="4" w:space="0" w:color="auto"/>
+              <w:right w:val="single" w:sz="4" w:space="0" w:color="auto"/>
+            </w:tcBorders>
+            <w:shd w:val="clear" w:color="000000" w:fill="D9D9D9"/>
+            <w:vAlign w:val="center"/>
+            <w:hideMark/>
+          </w:tcPr>
+          <w:p>
+            <w:pPr>
+              <w:jc w:val="center"/>
+              <w:rPr>
+                <w:rFonts w:eastAsia="Times New Roman"/>
+                <w:b/>
+                <w:bCs/>
+                <w:color w:val="000000"/>
+                <w:sz w:val="18"/>
+                <w:szCs w:val="18"/>
+              </w:rPr>
+            </w:pPr>
+            <w:r>
+              <w:rPr>
+                <w:rFonts w:eastAsia="Times New Roman"/>
+                <w:b/>
+                <w:bCs/>
+                <w:color w:val="000000"/>
+                <w:sz w:val="18"/>
+                <w:szCs w:val="18"/>
+              </w:rPr>
+              <w:t>VALOR PROYECTADO AMB9</w:t>
+            </w:r>
+          </w:p>
+        </w:tc>
+      </w:tr>
+      <w:tr>
+        <w:trPr>
+          <w:trHeight w:val="285"/>
+          <w:jc w:val="center"/>
+        </w:trPr>
+        <w:tc>
+          <w:tcPr>
+            <w:tcW w:w="1840" w:type="dxa"/>
+            <w:tcBorders>
+              <w:top w:val="nil"/>
+              <w:left w:val="single" w:sz="4" w:space="0" w:color="auto"/>
+              <w:bottom w:val="single" w:sz="4" w:space="0" w:color="auto"/>
+              <w:right w:val="single" w:sz="4" w:space="0" w:color="auto"/>
+            </w:tcBorders>
+            <w:shd w:val="clear" w:color="auto" w:fill="auto"/>
+            <w:noWrap/>
+            <w:vAlign w:val="center"/>
+            <w:hideMark/>
+          </w:tcPr>
+          <w:p>
+            <w:pPr>
+              <w:jc w:val="center"/>
+              <w:rPr>
+                <w:rFonts w:eastAsia="Times New Roman"/>
+                <w:color w:val="000000"/>
+                <w:sz w:val="18"/>
+                <w:szCs w:val="18"/>
+              </w:rPr>
+            </w:pPr>
+            <w:r>
+              <w:rPr>
+                <w:rFonts w:eastAsia="Times New Roman"/>
+                <w:color w:val="000000"/>
+                <w:sz w:val="18"/>
+                <w:szCs w:val="18"/>
+              </w:rPr>
+              <w:t>2026</w:t>
+            </w:r>
+          </w:p>
+        </w:tc>
+        <w:tc>
+          <w:tcPr>
+            <w:tcW w:w="2751" w:type="dxa"/>
+            <w:tcBorders>
+              <w:top w:val="nil"/>
+              <w:left w:val="nil"/>
+              <w:bottom w:val="single" w:sz="4" w:space="0" w:color="auto"/>
+              <w:right w:val="single" w:sz="4" w:space="0" w:color="auto"/>
+            </w:tcBorders>
+            <w:shd w:val="clear" w:color="auto" w:fill="auto"/>
+            <w:vAlign w:val="center"/>
+            <w:hideMark/>
+          </w:tcPr>
+          <w:p>
+            <w:pPr>
+              <w:jc w:val="right"/>
+              <w:rPr>
+                <w:rFonts w:eastAsia="Times New Roman"/>
+                <w:color w:val="000000"/>
+                <w:sz w:val="18"/>
+                <w:szCs w:val="18"/>
+              </w:rPr>
+            </w:pPr>
+            <w:r>
+              <w:rPr>
+                <w:rFonts w:eastAsia="Times New Roman"/>
+                <w:color w:val="000000"/>
+                <w:sz w:val="18"/>
+                <w:szCs w:val="18"/>
+              </w:rPr>
+              <w:t>$ 133.649.127.326</w:t>
+            </w:r>
+          </w:p>
+        </w:tc>
+      </w:tr>
+      <w:tr>
+        <w:trPr>
+          <w:trHeight w:val="285"/>
+          <w:jc w:val="center"/>
+        </w:trPr>
+        <w:tc>
+          <w:tcPr>
+            <w:tcW w:w="1840" w:type="dxa"/>
+            <w:tcBorders>
+              <w:top w:val="nil"/>
+              <w:left w:val="single" w:sz="4" w:space="0" w:color="auto"/>
+              <w:bottom w:val="single" w:sz="4" w:space="0" w:color="auto"/>
+              <w:right w:val="single" w:sz="4" w:space="0" w:color="auto"/>
+            </w:tcBorders>
+            <w:shd w:val="clear" w:color="auto" w:fill="auto"/>
+            <w:noWrap/>
+            <w:vAlign w:val="center"/>
+            <w:hideMark/>
+          </w:tcPr>
+          <w:p>
+            <w:pPr>
+              <w:jc w:val="center"/>
+              <w:rPr>
+                <w:rFonts w:eastAsia="Times New Roman"/>
+                <w:color w:val="000000"/>
+                <w:sz w:val="18"/>
+                <w:szCs w:val="18"/>
+              </w:rPr>
+            </w:pPr>
+            <w:r>
+              <w:rPr>
+                <w:rFonts w:eastAsia="Times New Roman"/>
+                <w:color w:val="000000"/>
+                <w:sz w:val="18"/>
+                <w:szCs w:val="18"/>
+              </w:rPr>
+              <w:t>2027</w:t>
+            </w:r>
+          </w:p>
+        </w:tc>
+        <w:tc>
+          <w:tcPr>
+            <w:tcW w:w="2751" w:type="dxa"/>
+            <w:tcBorders>
+              <w:top w:val="nil"/>
+              <w:left w:val="nil"/>
+              <w:bottom w:val="single" w:sz="4" w:space="0" w:color="auto"/>
+              <w:right w:val="single" w:sz="4" w:space="0" w:color="auto"/>
+            </w:tcBorders>
+            <w:shd w:val="clear" w:color="auto" w:fill="auto"/>
+            <w:vAlign w:val="center"/>
+            <w:hideMark/>
+          </w:tcPr>
+          <w:p>
+            <w:pPr>
+              <w:jc w:val="right"/>
+              <w:rPr>
+                <w:rFonts w:eastAsia="Times New Roman"/>
+                <w:color w:val="000000"/>
+                <w:sz w:val="18"/>
+                <w:szCs w:val="18"/>
+              </w:rPr>
+            </w:pPr>
+            <w:r>
+              <w:rPr>
+                <w:rFonts w:eastAsia="Times New Roman"/>
+                <w:color w:val="000000"/>
+                <w:sz w:val="18"/>
+                <w:szCs w:val="18"/>
+              </w:rPr>
+              <w:t>$ 36.670.338.614</w:t>
+            </w:r>
+          </w:p>
+        </w:tc>
+      </w:tr>
+      <w:tr>
+        <w:trPr>
+          <w:trHeight w:val="285"/>
+          <w:jc w:val="center"/>
+        </w:trPr>
+        <w:tc>
+          <w:tcPr>
+            <w:tcW w:w="1840" w:type="dxa"/>
+            <w:tcBorders>
+              <w:top w:val="nil"/>
+              <w:left w:val="single" w:sz="4" w:space="0" w:color="auto"/>
+              <w:bottom w:val="single" w:sz="4" w:space="0" w:color="auto"/>
+              <w:right w:val="single" w:sz="4" w:space="0" w:color="auto"/>
+            </w:tcBorders>
+            <w:shd w:val="clear" w:color="auto" w:fill="auto"/>
+            <w:noWrap/>
+            <w:vAlign w:val="center"/>
+            <w:hideMark/>
+          </w:tcPr>
+          <w:p>
+            <w:pPr>
+              <w:jc w:val="center"/>
+              <w:rPr>
+                <w:rFonts w:eastAsia="Times New Roman"/>
+                <w:b/>
+                <w:bCs/>
+                <w:color w:val="000000"/>
+                <w:sz w:val="18"/>
+                <w:szCs w:val="18"/>
+              </w:rPr>
+            </w:pPr>
+            <w:r>
+              <w:rPr>
+                <w:rFonts w:eastAsia="Times New Roman"/>
+                <w:b/>
+                <w:bCs/>
+                <w:color w:val="000000"/>
+                <w:sz w:val="18"/>
+                <w:szCs w:val="18"/>
+              </w:rPr>
+              <w:t xml:space="preserve">TOTAL </w:t>
+            </w:r>
+          </w:p>
+        </w:tc>
+        <w:tc>
+          <w:tcPr>
+            <w:tcW w:w="2751" w:type="dxa"/>
+            <w:tcBorders>
+              <w:top w:val="nil"/>
+              <w:left w:val="nil"/>
+              <w:bottom w:val="single" w:sz="4" w:space="0" w:color="auto"/>
+              <w:right w:val="single" w:sz="4" w:space="0" w:color="auto"/>
+            </w:tcBorders>
+            <w:shd w:val="clear" w:color="auto" w:fill="auto"/>
+            <w:vAlign w:val="center"/>
+            <w:hideMark/>
+          </w:tcPr>
+          <w:p>
+            <w:pPr>
+              <w:jc w:val="right"/>
+              <w:rPr>
+                <w:rFonts w:eastAsia="Times New Roman"/>
+                <w:b/>
+                <w:bCs/>
+                <w:color w:val="000000"/>
+                <w:sz w:val="18"/>
+                <w:szCs w:val="18"/>
+              </w:rPr>
+            </w:pPr>
+            <w:r>
+              <w:rPr>
+                <w:rFonts w:eastAsia="Times New Roman"/>
+                <w:b/>
+                <w:bCs/>
+                <w:color w:val="000000"/>
+                <w:sz w:val="18"/>
+                <w:szCs w:val="18"/>
+              </w:rPr>
+              <w:t>$ 170.319.465.940</w:t>
+            </w:r>
+          </w:p>
+        </w:tc>
+      </w:tr>
+    </w:tbl>
+    <w:p>
+      <w:pPr>
+        <w:shd w:val="clear" w:color="auto" w:fill="FFFFFF"/>
+        <w:jc w:val="center"/>
+        <w:rPr>
+          <w:sz w:val="18"/>
+          <w:szCs w:val="18"/>
+        </w:rPr>
+      </w:pPr>
     </w:p>
     <w:p>
       <w:pPr>
         <w:shd w:val="clear" w:color="auto" w:fill="FFFFFF"/>
       </w:pPr>
-      <w:r>
-        <w:t>En virtud de lo anterior, se solicita a EPM revisar la información aquí presentada y adelantar oportunamente el trámite de adición de recursos al ítem AMB9-1 "Provisión para Obras Adicionales y Extras" del AMB 9, por el valor que se determine procedente, con el fin de contar con la disponibilidad presupuestal necesaria para la formalización de las obras adicionales y extras identificadas, y evitar que se vea afectada la continuidad en la ejecución d</w:t>
-      </w:r>
-      <w:r>
-        <w:t>e las actividades del proyecto.</w:t>
+      <w:bookmarkStart w:id="2" w:name="_GoBack"/>
+      <w:bookmarkEnd w:id="2"/>
+      <w:r>
+        <w:t>En virtud de lo anterior, se solicita a EPM revisar la información aquí presentada y adelantar el trámite de adición de recursos al ítem AMB9-1 "Provisión para Obras Adicionales y Extras" del AMB 9, con el fin de contar con la disponibilidad presupuestal necesaria para la formalización de las obras adicionales y extras identificadas, para garantizar así la continuidad en la ejecución de las actividades del proyecto.</w:t>
       </w:r>
     </w:p>
     <w:p>
@@ -12997,6 +13561,7 @@
           <w:b/>
           <w:bCs/>
         </w:rPr>
+        <w:lastRenderedPageBreak/>
         <w:t xml:space="preserve">Director Técnico de la Interventoría </w:t>
       </w:r>
     </w:p>
@@ -14636,6 +15201,92 @@
     </w:lvl>
   </w:abstractNum>
   <w:abstractNum w:abstractNumId="2" w15:restartNumberingAfterBreak="0">
+    <w:nsid w:val="36FB0CF4"/>
+    <w:multiLevelType w:val="hybridMultilevel"/>
+    <w:tmpl w:val="83525F3A"/>
+    <w:lvl w:ilvl="0" w:tplc="240A000F">
+      <w:start w:val="1"/>
+      <w:numFmt w:val="decimal"/>
+      <w:lvlText w:val="%1."/>
+      <w:lvlJc w:val="left"/>
+      <w:pPr>
+        <w:ind w:left="720" w:hanging="360"/>
+      </w:pPr>
+    </w:lvl>
+    <w:lvl w:ilvl="1" w:tplc="240A0019" w:tentative="1">
+      <w:start w:val="1"/>
+      <w:numFmt w:val="lowerLetter"/>
+      <w:lvlText w:val="%2."/>
+      <w:lvlJc w:val="left"/>
+      <w:pPr>
+        <w:ind w:left="1440" w:hanging="360"/>
+      </w:pPr>
+    </w:lvl>
+    <w:lvl w:ilvl="2" w:tplc="240A001B" w:tentative="1">
+      <w:start w:val="1"/>
+      <w:numFmt w:val="lowerRoman"/>
+      <w:lvlText w:val="%3."/>
+      <w:lvlJc w:val="right"/>
+      <w:pPr>
+        <w:ind w:left="2160" w:hanging="180"/>
+      </w:pPr>
+    </w:lvl>
+    <w:lvl w:ilvl="3" w:tplc="240A000F" w:tentative="1">
+      <w:start w:val="1"/>
+      <w:numFmt w:val="decimal"/>
+      <w:lvlText w:val="%4."/>
+      <w:lvlJc w:val="left"/>
+      <w:pPr>
+        <w:ind w:left="2880" w:hanging="360"/>
+      </w:pPr>
+    </w:lvl>
+    <w:lvl w:ilvl="4" w:tplc="240A0019" w:tentative="1">
+      <w:start w:val="1"/>
+      <w:numFmt w:val="lowerLetter"/>
+      <w:lvlText w:val="%5."/>
+      <w:lvlJc w:val="left"/>
+      <w:pPr>
+        <w:ind w:left="3600" w:hanging="360"/>
+      </w:pPr>
+    </w:lvl>
+    <w:lvl w:ilvl="5" w:tplc="240A001B" w:tentative="1">
+      <w:start w:val="1"/>
+      <w:numFmt w:val="lowerRoman"/>
+      <w:lvlText w:val="%6."/>
+      <w:lvlJc w:val="right"/>
+      <w:pPr>
+        <w:ind w:left="4320" w:hanging="180"/>
+      </w:pPr>
+    </w:lvl>
+    <w:lvl w:ilvl="6" w:tplc="240A000F" w:tentative="1">
+      <w:start w:val="1"/>
+      <w:numFmt w:val="decimal"/>
+      <w:lvlText w:val="%7."/>
+      <w:lvlJc w:val="left"/>
+      <w:pPr>
+        <w:ind w:left="5040" w:hanging="360"/>
+      </w:pPr>
+    </w:lvl>
+    <w:lvl w:ilvl="7" w:tplc="240A0019" w:tentative="1">
+      <w:start w:val="1"/>
+      <w:numFmt w:val="lowerLetter"/>
+      <w:lvlText w:val="%8."/>
+      <w:lvlJc w:val="left"/>
+      <w:pPr>
+        <w:ind w:left="5760" w:hanging="360"/>
+      </w:pPr>
+    </w:lvl>
+    <w:lvl w:ilvl="8" w:tplc="240A001B" w:tentative="1">
+      <w:start w:val="1"/>
+      <w:numFmt w:val="lowerRoman"/>
+      <w:lvlText w:val="%9."/>
+      <w:lvlJc w:val="right"/>
+      <w:pPr>
+        <w:ind w:left="6480" w:hanging="180"/>
+      </w:pPr>
+    </w:lvl>
+  </w:abstractNum>
+  <w:abstractNum w:abstractNumId="3" w15:restartNumberingAfterBreak="0">
     <w:nsid w:val="4CB03C94"/>
     <w:multiLevelType w:val="multilevel"/>
     <w:tmpl w:val="6526DDA4"/>
@@ -14748,7 +15399,7 @@
       </w:rPr>
     </w:lvl>
   </w:abstractNum>
-  <w:abstractNum w:abstractNumId="3" w15:restartNumberingAfterBreak="0">
+  <w:abstractNum w:abstractNumId="4" w15:restartNumberingAfterBreak="0">
     <w:nsid w:val="6AF15F08"/>
     <w:multiLevelType w:val="hybridMultilevel"/>
     <w:tmpl w:val="83525F3A"/>
@@ -14835,16 +15486,19 @@
     </w:lvl>
   </w:abstractNum>
   <w:num w:numId="1">
-    <w:abstractNumId w:val="2"/>
+    <w:abstractNumId w:val="3"/>
   </w:num>
   <w:num w:numId="2">
     <w:abstractNumId w:val="0"/>
   </w:num>
   <w:num w:numId="3">
-    <w:abstractNumId w:val="3"/>
+    <w:abstractNumId w:val="4"/>
   </w:num>
   <w:num w:numId="4">
     <w:abstractNumId w:val="1"/>
+  </w:num>
+  <w:num w:numId="5">
+    <w:abstractNumId w:val="2"/>
   </w:num>
 </w:numbering>
 </file>
